--- a/assets/downloads-editie-7/editie7_aflevering-11-pareto-over-vijf-jaar.docx
+++ b/assets/downloads-editie-7/editie7_aflevering-11-pareto-over-vijf-jaar.docx
@@ -20,7 +20,7 @@
           <w:i/>
           <w:iCs/>
         </w:rPr>
-        <w:t xml:space="preserve">Editie 6 telde veertien actoren die samen 9.175 punten blokkadekracht leverden tegen Nova Democratia. Wanneer Editie 6 en 7 in samenhang worden uitgevoerd — bondsraad, drie richtlijnen vervangen, drie scharniermechanismen — daalt die blokkadekracht binnen vijf jaar naar 5.350 punten. Een afname van tweeënveertig procent. Niet door één wet, maar door dertien gelijktijdige verschuivingen die elk hun eigen mechanisme volgen. Deze aflevering toont waar en waardoor.</w:t>
+        <w:t xml:space="preserve">Editie 6 telde veertien actoren die samen 9.175 punten remgewicht leverden tegen Nova Democratia. Wanneer Editie 6 en 7 in samenhang worden uitgevoerd — bondsraad, drie richtlijnen vervangen, drie scharniermechanismen — daalt die remgewicht binnen vijf jaar naar 5.350 punten. Een afname van tweeënveertig procent. Niet door één wet, maar door dertien gelijktijdige verschuivingen die elk hun eigen mechanisme volgen. Deze aflevering toont waar en waardoor.</w:t>
       </w:r>
     </w:p>
     <w:p>
@@ -48,7 +48,7 @@
         <w:pStyle w:val="BodyText"/>
       </w:pPr>
       <w:r>
-        <w:t xml:space="preserve">Drie actoren verdwijnen vrijwel als blokkadekracht en worden bondgenoot.</w:t>
+        <w:t xml:space="preserve">Drie actoren verdwijnen vrijwel als remgewicht en worden bondgenoot.</w:t>
       </w:r>
       <w:r>
         <w:t xml:space="preserve"> </w:t>
@@ -240,7 +240,7 @@
         <w:t xml:space="preserve"> </w:t>
       </w:r>
       <w:r>
-        <w:t xml:space="preserve">(vierhonderdzestig). Hun blokkadekracht is niet ideologisch maar institutioneel-procedureel. Zelfs onder Nova Democratia blijven juridische toets, ambtelijke dashboardpraktijk en Europees recht een gewichtige rem. Dat is goed — het is precies hun functie. Wat verandert, is dat hun rem niet meer de richting bepaalt maar de snelheid waarmee de richting wordt afgelegd. Zij zijn dan niet langer blokkade maar correctief.</w:t>
+        <w:t xml:space="preserve">(vierhonderdzestig). Hun remgewicht is niet ideologisch maar institutioneel-procedureel. Zelfs onder Nova Democratia blijven juridische toets, ambtelijke dashboardpraktijk en Europees recht een gewichtige rem. Dat is goed — het is precies hun functie. Wat verandert, is dat hun rem niet meer de richting bepaalt maar de snelheid waarmee de richting wordt afgelegd. Zij zijn dan niet langer blokkade maar correctief.</w:t>
       </w:r>
     </w:p>
     <w:p>
@@ -260,7 +260,7 @@
         <w:pStyle w:val="BodyText"/>
       </w:pPr>
       <w:r>
-        <w:t xml:space="preserve">In Editie 6 lag tachtig procent van de blokkadekracht bij de bovenste twaalf actoren. Onder Nova Democratia verschuift die concentratie. De bovenste vier — EU-recht, ambtelijke top, Raad van State, juridische sector — leveren samen straks bijna veertig procent van de resterende blokkade, allemaal procedureel van aard. De resterende zestig procent is verspreid over acht actoren die elk minder dan tien procent leveren, en met wie via gemeten gesprek voortgang mogelijk is. Het systeem wordt</w:t>
+        <w:t xml:space="preserve">In Editie 6 lag tachtig procent van het remgewicht bij de bovenste twaalf actoren. Onder Nova Democratia verschuift die concentratie. De bovenste vier — EU-recht, ambtelijke top, Raad van State, juridische sector — leveren samen straks bijna veertig procent van de resterende blokkade, allemaal procedureel van aard. De resterende zestig procent is verspreid over acht actoren die elk minder dan tien procent leveren, en met wie via gemeten gesprek voortgang mogelijk is. Het systeem wordt</w:t>
       </w:r>
       <w:r>
         <w:t xml:space="preserve"> </w:t>
@@ -364,7 +364,7 @@
         <w:pStyle w:val="BodyText"/>
       </w:pPr>
       <w:r>
-        <w:t xml:space="preserve">Eén ding moet eerlijk worden gezegd. Deze grafiek toont wat statistisch en strategisch mogelijk is wanneer alle ontwerp-veronderstellingen kloppen. Dat is niet hetzelfde als wat in werkelijkheid gebeurt. Veertig procent daling in vijf jaar is een ambitieuze projectie, vergelijkbaar met de productiviteitsstijging van mais tussen negentienvijftig en negentienzeventig. Het is geen wetmatigheid; het is een mogelijkheid wanneer alle elementen samenwerken. In de werkelijke uitvoering zullen onverwachte vertragingen, fouten en tegenslagen optreden. Twee scharnieren zullen sneller werken dan voorzien, één zal minder snel. Een richtlijn zal door één lidstaat worden geblokkeerd, een ander zal sneller dan verwacht aanvaard zijn. De grafiek toont een orde van grootte, geen exacte uitkomst. Wat zij betekent is: de blokkadekracht kan ingrijpend dalen wanneer het ontwerp samenhangend wordt uitgevoerd. Geen wonder, geen utopie, maar een werkbare reductie van tegenkracht naar een niveau waarop het nieuwe bestuursontwerp ademruimte krijgt.</w:t>
+        <w:t xml:space="preserve">Eén ding moet eerlijk worden gezegd. Deze grafiek toont wat statistisch en strategisch mogelijk is wanneer alle ontwerp-veronderstellingen kloppen. Dat is niet hetzelfde als wat in werkelijkheid gebeurt. Veertig procent daling in vijf jaar is een ambitieuze projectie, vergelijkbaar met de productiviteitsstijging van mais tussen negentienvijftig en negentienzeventig. Het is geen wetmatigheid; het is een mogelijkheid wanneer alle elementen samenwerken. In de werkelijke uitvoering zullen onverwachte vertragingen, fouten en tegenslagen optreden. Twee scharnieren zullen sneller werken dan voorzien, één zal minder snel. Een richtlijn zal door één lidstaat worden geblokkeerd, een ander zal sneller dan verwacht aanvaard zijn. De grafiek toont een orde van grootte, geen exacte uitkomst. Wat zij betekent is: het remgewicht kan ingrijpend dalen wanneer het ontwerp samenhangend wordt uitgevoerd. Geen wonder, geen utopie, maar een werkbare reductie van behoudende kracht naar een niveau waarop het nieuwe bestuursontwerp ademruimte krijgt.</w:t>
       </w:r>
     </w:p>
     <w:p>
